--- a/document/Распределение_ролей_и_задач_команда_2_исправленая.docx
+++ b/document/Распределение_ролей_и_задач_команда_2_исправленая.docx
@@ -2116,20 +2116,20 @@
               <w:bottom w:val="single" w:sz="4" w:space="0" w:color="auto"/>
               <w:right w:val="single" w:sz="4" w:space="0" w:color="auto"/>
             </w:tcBorders>
-            <w:shd w:val="clear" w:color="auto" w:fill="FF0000"/>
-            <w:hideMark/>
-          </w:tcPr>
-          <w:p>
-            <w:pPr>
-              <w:jc w:val="center"/>
-            </w:pPr>
-            <w:r>
-              <w:rPr>
-                <w:rFonts w:ascii="Times New Roman" w:hAnsi="Times New Roman" w:cs="Times New Roman"/>
-                <w:sz w:val="24"/>
-                <w:szCs w:val="24"/>
-              </w:rPr>
-              <w:t>Не выполнено</w:t>
+            <w:shd w:val="clear" w:color="auto" w:fill="70AD47" w:themeFill="accent6"/>
+            <w:hideMark/>
+          </w:tcPr>
+          <w:p>
+            <w:pPr>
+              <w:jc w:val="center"/>
+            </w:pPr>
+            <w:r>
+              <w:rPr>
+                <w:rFonts w:ascii="Times New Roman" w:hAnsi="Times New Roman" w:cs="Times New Roman"/>
+                <w:sz w:val="24"/>
+                <w:szCs w:val="24"/>
+              </w:rPr>
+              <w:t>Выполнено</w:t>
             </w:r>
           </w:p>
         </w:tc>
@@ -3964,6 +3964,7 @@
     <w:lsdException w:name="HTML Sample" w:semiHidden="1" w:unhideWhenUsed="1"/>
     <w:lsdException w:name="HTML Typewriter" w:semiHidden="1" w:unhideWhenUsed="1"/>
     <w:lsdException w:name="HTML Variable" w:semiHidden="1" w:unhideWhenUsed="1"/>
+    <w:lsdException w:name="Normal Table" w:semiHidden="1" w:unhideWhenUsed="1"/>
     <w:lsdException w:name="annotation subject" w:semiHidden="1" w:unhideWhenUsed="1"/>
     <w:lsdException w:name="No List" w:semiHidden="1" w:unhideWhenUsed="1"/>
     <w:lsdException w:name="Outline List 1" w:semiHidden="1" w:unhideWhenUsed="1"/>
@@ -4006,8 +4007,11 @@
     <w:lsdException w:name="Table Contemporary" w:semiHidden="1" w:unhideWhenUsed="1"/>
     <w:lsdException w:name="Table Elegant" w:semiHidden="1" w:unhideWhenUsed="1"/>
     <w:lsdException w:name="Table Professional" w:semiHidden="1" w:unhideWhenUsed="1"/>
+    <w:lsdException w:name="Table Subtle 1" w:semiHidden="1" w:unhideWhenUsed="1"/>
     <w:lsdException w:name="Table Subtle 2" w:semiHidden="1" w:unhideWhenUsed="1"/>
     <w:lsdException w:name="Table Web 1" w:semiHidden="1" w:unhideWhenUsed="1"/>
+    <w:lsdException w:name="Table Web 2" w:semiHidden="1" w:unhideWhenUsed="1"/>
+    <w:lsdException w:name="Table Web 3" w:semiHidden="1" w:unhideWhenUsed="1"/>
     <w:lsdException w:name="Balloon Text" w:semiHidden="1" w:unhideWhenUsed="1"/>
     <w:lsdException w:name="Table Grid" w:uiPriority="39"/>
     <w:lsdException w:name="Table Theme" w:semiHidden="1" w:unhideWhenUsed="1"/>

--- a/document/Распределение_ролей_и_задач_команда_2_исправленая.docx
+++ b/document/Распределение_ролей_и_задач_команда_2_исправленая.docx
@@ -2230,7 +2230,7 @@
               <w:bottom w:val="single" w:sz="4" w:space="0" w:color="auto"/>
               <w:right w:val="single" w:sz="4" w:space="0" w:color="auto"/>
             </w:tcBorders>
-            <w:shd w:val="clear" w:color="auto" w:fill="ED7D31" w:themeFill="accent2"/>
+            <w:shd w:val="clear" w:color="auto" w:fill="70AD47" w:themeFill="accent6"/>
             <w:hideMark/>
           </w:tcPr>
           <w:p>
@@ -2246,7 +2246,7 @@
                 <w:sz w:val="24"/>
                 <w:szCs w:val="24"/>
               </w:rPr>
-              <w:t>В процессе</w:t>
+              <w:t>Выполнено</w:t>
             </w:r>
           </w:p>
         </w:tc>

--- a/document/Распределение_ролей_и_задач_команда_2_исправленая.docx
+++ b/document/Распределение_ролей_и_задач_команда_2_исправленая.docx
@@ -2352,25 +2352,25 @@
               <w:bottom w:val="single" w:sz="4" w:space="0" w:color="auto"/>
               <w:right w:val="single" w:sz="4" w:space="0" w:color="auto"/>
             </w:tcBorders>
-            <w:shd w:val="clear" w:color="auto" w:fill="FF0000"/>
-            <w:hideMark/>
-          </w:tcPr>
-          <w:p>
-            <w:pPr>
-              <w:jc w:val="center"/>
-              <w:rPr>
-                <w:rFonts w:ascii="Times New Roman" w:hAnsi="Times New Roman" w:cs="Times New Roman"/>
-                <w:sz w:val="24"/>
-                <w:szCs w:val="24"/>
-              </w:rPr>
-            </w:pPr>
-            <w:r>
-              <w:rPr>
-                <w:rFonts w:ascii="Times New Roman" w:hAnsi="Times New Roman" w:cs="Times New Roman"/>
-                <w:sz w:val="24"/>
-                <w:szCs w:val="24"/>
-              </w:rPr>
-              <w:t>Не выполнено</w:t>
+            <w:shd w:val="clear" w:color="auto" w:fill="70AD47" w:themeFill="accent6"/>
+            <w:hideMark/>
+          </w:tcPr>
+          <w:p>
+            <w:pPr>
+              <w:jc w:val="center"/>
+              <w:rPr>
+                <w:rFonts w:ascii="Times New Roman" w:hAnsi="Times New Roman" w:cs="Times New Roman"/>
+                <w:sz w:val="24"/>
+                <w:szCs w:val="24"/>
+              </w:rPr>
+            </w:pPr>
+            <w:r>
+              <w:rPr>
+                <w:rFonts w:ascii="Times New Roman" w:hAnsi="Times New Roman" w:cs="Times New Roman"/>
+                <w:sz w:val="24"/>
+                <w:szCs w:val="24"/>
+              </w:rPr>
+              <w:t>Выполнено</w:t>
             </w:r>
           </w:p>
         </w:tc>
@@ -2671,7 +2671,6 @@
           </w:tcPr>
           <w:p>
             <w:pPr>
-              <w:jc w:val="both"/>
               <w:rPr>
                 <w:rFonts w:ascii="Times New Roman" w:hAnsi="Times New Roman" w:cs="Times New Roman"/>
                 <w:sz w:val="24"/>

--- a/document/Распределение_ролей_и_задач_команда_2_исправленая.docx
+++ b/document/Распределение_ролей_и_задач_команда_2_исправленая.docx
@@ -2977,24 +2977,24 @@
               <w:bottom w:val="single" w:sz="4" w:space="0" w:color="auto"/>
               <w:right w:val="single" w:sz="4" w:space="0" w:color="auto"/>
             </w:tcBorders>
-            <w:shd w:val="clear" w:color="auto" w:fill="FF0000"/>
-          </w:tcPr>
-          <w:p>
-            <w:pPr>
-              <w:jc w:val="center"/>
-              <w:rPr>
-                <w:rFonts w:ascii="Times New Roman" w:hAnsi="Times New Roman" w:cs="Times New Roman"/>
-                <w:sz w:val="24"/>
-                <w:szCs w:val="24"/>
-              </w:rPr>
-            </w:pPr>
-            <w:r>
-              <w:rPr>
-                <w:rFonts w:ascii="Times New Roman" w:hAnsi="Times New Roman" w:cs="Times New Roman"/>
-                <w:sz w:val="24"/>
-                <w:szCs w:val="24"/>
-              </w:rPr>
-              <w:t>Не выполнено</w:t>
+            <w:shd w:val="clear" w:color="auto" w:fill="70AD47" w:themeFill="accent6"/>
+          </w:tcPr>
+          <w:p>
+            <w:pPr>
+              <w:jc w:val="center"/>
+              <w:rPr>
+                <w:rFonts w:ascii="Times New Roman" w:hAnsi="Times New Roman" w:cs="Times New Roman"/>
+                <w:sz w:val="24"/>
+                <w:szCs w:val="24"/>
+              </w:rPr>
+            </w:pPr>
+            <w:r>
+              <w:rPr>
+                <w:rFonts w:ascii="Times New Roman" w:hAnsi="Times New Roman" w:cs="Times New Roman"/>
+                <w:sz w:val="24"/>
+                <w:szCs w:val="24"/>
+              </w:rPr>
+              <w:t>Выполнено</w:t>
             </w:r>
           </w:p>
         </w:tc>

--- a/document/Распределение_ролей_и_задач_команда_2_исправленая.docx
+++ b/document/Распределение_ролей_и_задач_команда_2_исправленая.docx
@@ -2726,25 +2726,25 @@
               <w:bottom w:val="single" w:sz="4" w:space="0" w:color="auto"/>
               <w:right w:val="single" w:sz="4" w:space="0" w:color="auto"/>
             </w:tcBorders>
-            <w:shd w:val="clear" w:color="auto" w:fill="FF0000"/>
-            <w:hideMark/>
-          </w:tcPr>
-          <w:p>
-            <w:pPr>
-              <w:jc w:val="center"/>
-              <w:rPr>
-                <w:rFonts w:ascii="Times New Roman" w:hAnsi="Times New Roman" w:cs="Times New Roman"/>
-                <w:sz w:val="24"/>
-                <w:szCs w:val="24"/>
-              </w:rPr>
-            </w:pPr>
-            <w:r>
-              <w:rPr>
-                <w:rFonts w:ascii="Times New Roman" w:hAnsi="Times New Roman" w:cs="Times New Roman"/>
-                <w:sz w:val="24"/>
-                <w:szCs w:val="24"/>
-              </w:rPr>
-              <w:t>Не выполнено</w:t>
+            <w:shd w:val="clear" w:color="auto" w:fill="70AD47" w:themeFill="accent6"/>
+            <w:hideMark/>
+          </w:tcPr>
+          <w:p>
+            <w:pPr>
+              <w:jc w:val="center"/>
+              <w:rPr>
+                <w:rFonts w:ascii="Times New Roman" w:hAnsi="Times New Roman" w:cs="Times New Roman"/>
+                <w:sz w:val="24"/>
+                <w:szCs w:val="24"/>
+              </w:rPr>
+            </w:pPr>
+            <w:r>
+              <w:rPr>
+                <w:rFonts w:ascii="Times New Roman" w:hAnsi="Times New Roman" w:cs="Times New Roman"/>
+                <w:sz w:val="24"/>
+                <w:szCs w:val="24"/>
+              </w:rPr>
+              <w:t>Выполнено</w:t>
             </w:r>
           </w:p>
         </w:tc>

--- a/document/Распределение_ролей_и_задач_команда_2_исправленая.docx
+++ b/document/Распределение_ролей_и_задач_команда_2_исправленая.docx
@@ -2853,25 +2853,25 @@
               <w:bottom w:val="single" w:sz="4" w:space="0" w:color="auto"/>
               <w:right w:val="single" w:sz="4" w:space="0" w:color="auto"/>
             </w:tcBorders>
-            <w:shd w:val="clear" w:color="auto" w:fill="FF0000"/>
-            <w:hideMark/>
-          </w:tcPr>
-          <w:p>
-            <w:pPr>
-              <w:jc w:val="center"/>
-              <w:rPr>
-                <w:rFonts w:ascii="Times New Roman" w:hAnsi="Times New Roman" w:cs="Times New Roman"/>
-                <w:sz w:val="24"/>
-                <w:szCs w:val="24"/>
-              </w:rPr>
-            </w:pPr>
-            <w:r>
-              <w:rPr>
-                <w:rFonts w:ascii="Times New Roman" w:hAnsi="Times New Roman" w:cs="Times New Roman"/>
-                <w:sz w:val="24"/>
-                <w:szCs w:val="24"/>
-              </w:rPr>
-              <w:t>Не выполнено</w:t>
+            <w:shd w:val="clear" w:color="auto" w:fill="70AD47" w:themeFill="accent6"/>
+            <w:hideMark/>
+          </w:tcPr>
+          <w:p>
+            <w:pPr>
+              <w:jc w:val="center"/>
+              <w:rPr>
+                <w:rFonts w:ascii="Times New Roman" w:hAnsi="Times New Roman" w:cs="Times New Roman"/>
+                <w:sz w:val="24"/>
+                <w:szCs w:val="24"/>
+              </w:rPr>
+            </w:pPr>
+            <w:r>
+              <w:rPr>
+                <w:rFonts w:ascii="Times New Roman" w:hAnsi="Times New Roman" w:cs="Times New Roman"/>
+                <w:sz w:val="24"/>
+                <w:szCs w:val="24"/>
+              </w:rPr>
+              <w:t>Выполнено</w:t>
             </w:r>
           </w:p>
         </w:tc>

--- a/document/Распределение_ролей_и_задач_команда_2_исправленая.docx
+++ b/document/Распределение_ролей_и_задач_команда_2_исправленая.docx
@@ -1,6 +1,6 @@
 
 <file path=word/document.xml><?xml version="1.0" encoding="utf-8"?>
-<w:document xmlns:wpc="http://schemas.microsoft.com/office/word/2010/wordprocessingCanvas" xmlns:cx="http://schemas.microsoft.com/office/drawing/2014/chartex" xmlns:cx1="http://schemas.microsoft.com/office/drawing/2015/9/8/chartex" xmlns:cx2="http://schemas.microsoft.com/office/drawing/2015/10/21/chartex" xmlns:cx3="http://schemas.microsoft.com/office/drawing/2016/5/9/chartex" xmlns:cx4="http://schemas.microsoft.com/office/drawing/2016/5/10/chartex" xmlns:cx5="http://schemas.microsoft.com/office/drawing/2016/5/11/chartex" xmlns:cx6="http://schemas.microsoft.com/office/drawing/2016/5/12/chartex" xmlns:cx7="http://schemas.microsoft.com/office/drawing/2016/5/13/chartex" xmlns:cx8="http://schemas.microsoft.com/office/drawing/2016/5/14/chartex" xmlns:mc="http://schemas.openxmlformats.org/markup-compatibility/2006" xmlns:aink="http://schemas.microsoft.com/office/drawing/2016/ink" xmlns:am3d="http://schemas.microsoft.com/office/drawing/2017/model3d" xmlns:o="urn:schemas-microsoft-com:office:office" xmlns:r="http://schemas.openxmlformats.org/officeDocument/2006/relationships" xmlns:m="http://schemas.openxmlformats.org/officeDocument/2006/math" xmlns:v="urn:schemas-microsoft-com:vml" xmlns:wp14="http://schemas.microsoft.com/office/word/2010/wordprocessingDrawing" xmlns:wp="http://schemas.openxmlformats.org/drawingml/2006/wordprocessingDrawing" xmlns:w10="urn:schemas-microsoft-com:office:word" xmlns:w="http://schemas.openxmlformats.org/wordprocessingml/2006/main" xmlns:w14="http://schemas.microsoft.com/office/word/2010/wordml" xmlns:w15="http://schemas.microsoft.com/office/word/2012/wordml" xmlns:w16cex="http://schemas.microsoft.com/office/word/2018/wordml/cex" xmlns:w16cid="http://schemas.microsoft.com/office/word/2016/wordml/cid" xmlns:w16="http://schemas.microsoft.com/office/word/2018/wordml" xmlns:w16sdtdh="http://schemas.microsoft.com/office/word/2020/wordml/sdtdatahash" xmlns:w16se="http://schemas.microsoft.com/office/word/2015/wordml/symex" xmlns:wpg="http://schemas.microsoft.com/office/word/2010/wordprocessingGroup" xmlns:wpi="http://schemas.microsoft.com/office/word/2010/wordprocessingInk" xmlns:wne="http://schemas.microsoft.com/office/word/2006/wordml" xmlns:wps="http://schemas.microsoft.com/office/word/2010/wordprocessingShape" mc:Ignorable="w14 w15 w16se w16cid w16 w16cex w16sdtdh wp14">
+<w:document xmlns:wpc="http://schemas.microsoft.com/office/word/2010/wordprocessingCanvas" xmlns:cx="http://schemas.microsoft.com/office/drawing/2014/chartex" xmlns:mc="http://schemas.openxmlformats.org/markup-compatibility/2006" xmlns:o="urn:schemas-microsoft-com:office:office" xmlns:r="http://schemas.openxmlformats.org/officeDocument/2006/relationships" xmlns:m="http://schemas.openxmlformats.org/officeDocument/2006/math" xmlns:v="urn:schemas-microsoft-com:vml" xmlns:wp14="http://schemas.microsoft.com/office/word/2010/wordprocessingDrawing" xmlns:wp="http://schemas.openxmlformats.org/drawingml/2006/wordprocessingDrawing" xmlns:w10="urn:schemas-microsoft-com:office:word" xmlns:w="http://schemas.openxmlformats.org/wordprocessingml/2006/main" xmlns:w14="http://schemas.microsoft.com/office/word/2010/wordml" xmlns:w15="http://schemas.microsoft.com/office/word/2012/wordml" xmlns:w16se="http://schemas.microsoft.com/office/word/2015/wordml/symex" xmlns:wpg="http://schemas.microsoft.com/office/word/2010/wordprocessingGroup" xmlns:wpi="http://schemas.microsoft.com/office/word/2010/wordprocessingInk" xmlns:wne="http://schemas.microsoft.com/office/word/2006/wordml" xmlns:wps="http://schemas.microsoft.com/office/word/2010/wordprocessingShape" mc:Ignorable="w14 w15 w16se wp14">
   <w:body>
     <w:p>
       <w:pPr>
@@ -3052,6 +3052,7 @@
                 <w:szCs w:val="24"/>
               </w:rPr>
             </w:pPr>
+            <w:bookmarkStart w:id="0" w:name="_GoBack"/>
             <w:r>
               <w:rPr>
                 <w:rFonts w:ascii="Times New Roman" w:hAnsi="Times New Roman" w:cs="Times New Roman"/>
@@ -3060,6 +3061,7 @@
               </w:rPr>
               <w:t>Разработка тест-кейсов тестирования функции добавления и вывода данных о клиентах цветочного магазина</w:t>
             </w:r>
+            <w:bookmarkEnd w:id="0"/>
           </w:p>
         </w:tc>
         <w:tc>
@@ -3100,24 +3102,24 @@
               <w:bottom w:val="single" w:sz="4" w:space="0" w:color="auto"/>
               <w:right w:val="single" w:sz="4" w:space="0" w:color="auto"/>
             </w:tcBorders>
-            <w:shd w:val="clear" w:color="auto" w:fill="FF0000"/>
-          </w:tcPr>
-          <w:p>
-            <w:pPr>
-              <w:jc w:val="center"/>
-              <w:rPr>
-                <w:rFonts w:ascii="Times New Roman" w:hAnsi="Times New Roman" w:cs="Times New Roman"/>
-                <w:sz w:val="24"/>
-                <w:szCs w:val="24"/>
-              </w:rPr>
-            </w:pPr>
-            <w:r>
-              <w:rPr>
-                <w:rFonts w:ascii="Times New Roman" w:hAnsi="Times New Roman" w:cs="Times New Roman"/>
-                <w:sz w:val="24"/>
-                <w:szCs w:val="24"/>
-              </w:rPr>
-              <w:t>Не выполнено</w:t>
+            <w:shd w:val="clear" w:color="auto" w:fill="70AD47" w:themeFill="accent6"/>
+          </w:tcPr>
+          <w:p>
+            <w:pPr>
+              <w:jc w:val="center"/>
+              <w:rPr>
+                <w:rFonts w:ascii="Times New Roman" w:hAnsi="Times New Roman" w:cs="Times New Roman"/>
+                <w:sz w:val="24"/>
+                <w:szCs w:val="24"/>
+              </w:rPr>
+            </w:pPr>
+            <w:r>
+              <w:rPr>
+                <w:rFonts w:ascii="Times New Roman" w:hAnsi="Times New Roman" w:cs="Times New Roman"/>
+                <w:sz w:val="24"/>
+                <w:szCs w:val="24"/>
+              </w:rPr>
+              <w:t>Выполнено</w:t>
             </w:r>
           </w:p>
         </w:tc>
@@ -3515,7 +3517,7 @@
 </file>
 
 <file path=word/numbering.xml><?xml version="1.0" encoding="utf-8"?>
-<w:numbering xmlns:wpc="http://schemas.microsoft.com/office/word/2010/wordprocessingCanvas" xmlns:cx="http://schemas.microsoft.com/office/drawing/2014/chartex" xmlns:cx1="http://schemas.microsoft.com/office/drawing/2015/9/8/chartex" xmlns:cx2="http://schemas.microsoft.com/office/drawing/2015/10/21/chartex" xmlns:cx3="http://schemas.microsoft.com/office/drawing/2016/5/9/chartex" xmlns:cx4="http://schemas.microsoft.com/office/drawing/2016/5/10/chartex" xmlns:cx5="http://schemas.microsoft.com/office/drawing/2016/5/11/chartex" xmlns:cx6="http://schemas.microsoft.com/office/drawing/2016/5/12/chartex" xmlns:cx7="http://schemas.microsoft.com/office/drawing/2016/5/13/chartex" xmlns:cx8="http://schemas.microsoft.com/office/drawing/2016/5/14/chartex" xmlns:mc="http://schemas.openxmlformats.org/markup-compatibility/2006" xmlns:aink="http://schemas.microsoft.com/office/drawing/2016/ink" xmlns:am3d="http://schemas.microsoft.com/office/drawing/2017/model3d" xmlns:o="urn:schemas-microsoft-com:office:office" xmlns:r="http://schemas.openxmlformats.org/officeDocument/2006/relationships" xmlns:m="http://schemas.openxmlformats.org/officeDocument/2006/math" xmlns:v="urn:schemas-microsoft-com:vml" xmlns:wp14="http://schemas.microsoft.com/office/word/2010/wordprocessingDrawing" xmlns:wp="http://schemas.openxmlformats.org/drawingml/2006/wordprocessingDrawing" xmlns:w10="urn:schemas-microsoft-com:office:word" xmlns:w="http://schemas.openxmlformats.org/wordprocessingml/2006/main" xmlns:w14="http://schemas.microsoft.com/office/word/2010/wordml" xmlns:w15="http://schemas.microsoft.com/office/word/2012/wordml" xmlns:w16cex="http://schemas.microsoft.com/office/word/2018/wordml/cex" xmlns:w16cid="http://schemas.microsoft.com/office/word/2016/wordml/cid" xmlns:w16="http://schemas.microsoft.com/office/word/2018/wordml" xmlns:w16sdtdh="http://schemas.microsoft.com/office/word/2020/wordml/sdtdatahash" xmlns:w16se="http://schemas.microsoft.com/office/word/2015/wordml/symex" xmlns:wpg="http://schemas.microsoft.com/office/word/2010/wordprocessingGroup" xmlns:wpi="http://schemas.microsoft.com/office/word/2010/wordprocessingInk" xmlns:wne="http://schemas.microsoft.com/office/word/2006/wordml" xmlns:wps="http://schemas.microsoft.com/office/word/2010/wordprocessingShape" mc:Ignorable="w14 w15 w16se w16cid w16 w16cex w16sdtdh wp14">
+<w:numbering xmlns:wpc="http://schemas.microsoft.com/office/word/2010/wordprocessingCanvas" xmlns:cx="http://schemas.microsoft.com/office/drawing/2014/chartex" xmlns:mc="http://schemas.openxmlformats.org/markup-compatibility/2006" xmlns:o="urn:schemas-microsoft-com:office:office" xmlns:r="http://schemas.openxmlformats.org/officeDocument/2006/relationships" xmlns:m="http://schemas.openxmlformats.org/officeDocument/2006/math" xmlns:v="urn:schemas-microsoft-com:vml" xmlns:wp14="http://schemas.microsoft.com/office/word/2010/wordprocessingDrawing" xmlns:wp="http://schemas.openxmlformats.org/drawingml/2006/wordprocessingDrawing" xmlns:w10="urn:schemas-microsoft-com:office:word" xmlns:w="http://schemas.openxmlformats.org/wordprocessingml/2006/main" xmlns:w14="http://schemas.microsoft.com/office/word/2010/wordml" xmlns:w15="http://schemas.microsoft.com/office/word/2012/wordml" xmlns:w16se="http://schemas.microsoft.com/office/word/2015/wordml/symex" xmlns:wpg="http://schemas.microsoft.com/office/word/2010/wordprocessingGroup" xmlns:wpi="http://schemas.microsoft.com/office/word/2010/wordprocessingInk" xmlns:wne="http://schemas.microsoft.com/office/word/2006/wordml" xmlns:wps="http://schemas.microsoft.com/office/word/2010/wordprocessingShape" mc:Ignorable="w14 w15 w16se wp14">
   <w:abstractNum w:abstractNumId="0" w15:restartNumberingAfterBreak="0">
     <w:nsid w:val="0F3F1B19"/>
     <w:multiLevelType w:val="hybridMultilevel"/>
@@ -3841,7 +3843,7 @@
 </file>
 
 <file path=word/styles.xml><?xml version="1.0" encoding="utf-8"?>
-<w:styles xmlns:mc="http://schemas.openxmlformats.org/markup-compatibility/2006" xmlns:r="http://schemas.openxmlformats.org/officeDocument/2006/relationships" xmlns:w="http://schemas.openxmlformats.org/wordprocessingml/2006/main" xmlns:w14="http://schemas.microsoft.com/office/word/2010/wordml" xmlns:w15="http://schemas.microsoft.com/office/word/2012/wordml" xmlns:w16cex="http://schemas.microsoft.com/office/word/2018/wordml/cex" xmlns:w16cid="http://schemas.microsoft.com/office/word/2016/wordml/cid" xmlns:w16="http://schemas.microsoft.com/office/word/2018/wordml" xmlns:w16sdtdh="http://schemas.microsoft.com/office/word/2020/wordml/sdtdatahash" xmlns:w16se="http://schemas.microsoft.com/office/word/2015/wordml/symex" mc:Ignorable="w14 w15 w16se w16cid w16 w16cex w16sdtdh">
+<w:styles xmlns:mc="http://schemas.openxmlformats.org/markup-compatibility/2006" xmlns:r="http://schemas.openxmlformats.org/officeDocument/2006/relationships" xmlns:w="http://schemas.openxmlformats.org/wordprocessingml/2006/main" xmlns:w14="http://schemas.microsoft.com/office/word/2010/wordml" xmlns:w15="http://schemas.microsoft.com/office/word/2012/wordml" xmlns:w16se="http://schemas.microsoft.com/office/word/2015/wordml/symex" mc:Ignorable="w14 w15 w16se">
   <w:docDefaults>
     <w:rPrDefault>
       <w:rPr>
@@ -3857,7 +3859,7 @@
       </w:pPr>
     </w:pPrDefault>
   </w:docDefaults>
-  <w:latentStyles w:defLockedState="0" w:defUIPriority="99" w:defSemiHidden="0" w:defUnhideWhenUsed="0" w:defQFormat="0" w:count="376">
+  <w:latentStyles w:defLockedState="0" w:defUIPriority="99" w:defSemiHidden="0" w:defUnhideWhenUsed="0" w:defQFormat="0" w:count="371">
     <w:lsdException w:name="Normal" w:uiPriority="0" w:qFormat="1"/>
     <w:lsdException w:name="heading 1" w:uiPriority="9" w:qFormat="1"/>
     <w:lsdException w:name="heading 2" w:semiHidden="1" w:uiPriority="9" w:unhideWhenUsed="1" w:qFormat="1"/>
@@ -4229,11 +4231,6 @@
     <w:lsdException w:name="List Table 5 Dark Accent 6" w:uiPriority="50"/>
     <w:lsdException w:name="List Table 6 Colorful Accent 6" w:uiPriority="51"/>
     <w:lsdException w:name="List Table 7 Colorful Accent 6" w:uiPriority="52"/>
-    <w:lsdException w:name="Mention" w:semiHidden="1" w:unhideWhenUsed="1"/>
-    <w:lsdException w:name="Smart Hyperlink" w:semiHidden="1" w:unhideWhenUsed="1"/>
-    <w:lsdException w:name="Hashtag" w:semiHidden="1" w:unhideWhenUsed="1"/>
-    <w:lsdException w:name="Unresolved Mention" w:semiHidden="1" w:unhideWhenUsed="1"/>
-    <w:lsdException w:name="Smart Link" w:semiHidden="1" w:unhideWhenUsed="1"/>
   </w:latentStyles>
   <w:style w:type="paragraph" w:default="1" w:styleId="a">
     <w:name w:val="Normal"/>

--- a/document/Распределение_ролей_и_задач_команда_2_исправленая.docx
+++ b/document/Распределение_ролей_и_задач_команда_2_исправленая.docx
@@ -1643,24 +1643,24 @@
               <w:bottom w:val="single" w:sz="4" w:space="0" w:color="auto"/>
               <w:right w:val="single" w:sz="4" w:space="0" w:color="auto"/>
             </w:tcBorders>
-            <w:shd w:val="clear" w:color="auto" w:fill="FF0000"/>
-          </w:tcPr>
-          <w:p>
-            <w:pPr>
-              <w:jc w:val="center"/>
-              <w:rPr>
-                <w:rFonts w:ascii="Times New Roman" w:hAnsi="Times New Roman" w:cs="Times New Roman"/>
-                <w:sz w:val="24"/>
-                <w:szCs w:val="24"/>
-              </w:rPr>
-            </w:pPr>
-            <w:r>
-              <w:rPr>
-                <w:rFonts w:ascii="Times New Roman" w:hAnsi="Times New Roman" w:cs="Times New Roman"/>
-                <w:sz w:val="24"/>
-                <w:szCs w:val="24"/>
-              </w:rPr>
-              <w:t>Не выполнено</w:t>
+            <w:shd w:val="clear" w:color="auto" w:fill="70AD47" w:themeFill="accent6"/>
+          </w:tcPr>
+          <w:p>
+            <w:pPr>
+              <w:jc w:val="center"/>
+              <w:rPr>
+                <w:rFonts w:ascii="Times New Roman" w:hAnsi="Times New Roman" w:cs="Times New Roman"/>
+                <w:sz w:val="24"/>
+                <w:szCs w:val="24"/>
+              </w:rPr>
+            </w:pPr>
+            <w:r>
+              <w:rPr>
+                <w:rFonts w:ascii="Times New Roman" w:hAnsi="Times New Roman" w:cs="Times New Roman"/>
+                <w:sz w:val="24"/>
+                <w:szCs w:val="24"/>
+              </w:rPr>
+              <w:t>Выполнено</w:t>
             </w:r>
           </w:p>
         </w:tc>
@@ -2129,7 +2129,17 @@
                 <w:sz w:val="24"/>
                 <w:szCs w:val="24"/>
               </w:rPr>
-              <w:t>Выполнено</w:t>
+              <w:t>Вы</w:t>
+            </w:r>
+            <w:bookmarkStart w:id="0" w:name="_GoBack"/>
+            <w:bookmarkEnd w:id="0"/>
+            <w:r>
+              <w:rPr>
+                <w:rFonts w:ascii="Times New Roman" w:hAnsi="Times New Roman" w:cs="Times New Roman"/>
+                <w:sz w:val="24"/>
+                <w:szCs w:val="24"/>
+              </w:rPr>
+              <w:t>полнено</w:t>
             </w:r>
           </w:p>
         </w:tc>
@@ -3052,7 +3062,6 @@
                 <w:szCs w:val="24"/>
               </w:rPr>
             </w:pPr>
-            <w:bookmarkStart w:id="0" w:name="_GoBack"/>
             <w:r>
               <w:rPr>
                 <w:rFonts w:ascii="Times New Roman" w:hAnsi="Times New Roman" w:cs="Times New Roman"/>
@@ -3061,7 +3070,6 @@
               </w:rPr>
               <w:t>Разработка тест-кейсов тестирования функции добавления и вывода данных о клиентах цветочного магазина</w:t>
             </w:r>
-            <w:bookmarkEnd w:id="0"/>
           </w:p>
         </w:tc>
         <w:tc>
